--- a/WebContent/docx/PD-L1报告-博奥.docx
+++ b/WebContent/docx/PD-L1报告-博奥.docx
@@ -744,6 +744,7 @@
           <w:p>
             <w:pPr>
               <w:pStyle w:val="51"/>
+              <w:jc w:val="both"/>
             </w:pPr>
             <w:r>
               <w:t xml:space="preserve">患者姓名： </w:t>
@@ -764,6 +765,7 @@
           <w:p>
             <w:pPr>
               <w:pStyle w:val="51"/>
+              <w:jc w:val="both"/>
             </w:pPr>
             <w:r>
               <w:t>性别：</w:t>
@@ -784,6 +786,7 @@
           <w:p>
             <w:pPr>
               <w:pStyle w:val="51"/>
+              <w:jc w:val="both"/>
             </w:pPr>
             <w:r>
               <w:t>年龄：</w:t>
@@ -807,6 +810,7 @@
           <w:p>
             <w:pPr>
               <w:pStyle w:val="51"/>
+              <w:jc w:val="both"/>
             </w:pPr>
             <w:r>
               <w:t>送检样本：</w:t>
@@ -850,6 +854,7 @@
           <w:p>
             <w:pPr>
               <w:pStyle w:val="51"/>
+              <w:jc w:val="both"/>
             </w:pPr>
             <w:r>
               <w:t>原样本编号：</w:t>
@@ -870,6 +875,7 @@
           <w:p>
             <w:pPr>
               <w:pStyle w:val="51"/>
+              <w:jc w:val="both"/>
             </w:pPr>
             <w:r>
               <w:t>病人ID：</w:t>
@@ -908,6 +914,7 @@
           <w:p>
             <w:pPr>
               <w:pStyle w:val="51"/>
+              <w:jc w:val="both"/>
             </w:pPr>
             <w:r>
               <w:t>采样日期：</w:t>
@@ -928,6 +935,7 @@
           <w:p>
             <w:pPr>
               <w:pStyle w:val="51"/>
+              <w:jc w:val="both"/>
             </w:pPr>
             <w:r>
               <w:t>送检单位：</w:t>
@@ -980,6 +988,7 @@
           <w:p>
             <w:pPr>
               <w:pStyle w:val="51"/>
+              <w:jc w:val="both"/>
             </w:pPr>
             <w:r>
               <w:t>原病理/临床诊断：</w:t>
@@ -1000,6 +1009,7 @@
           <w:p>
             <w:pPr>
               <w:pStyle w:val="51"/>
+              <w:jc w:val="both"/>
             </w:pPr>
             <w:r>
               <w:t>接收日期：</w:t>
@@ -2539,6 +2549,7 @@
           <w:p>
             <w:pPr>
               <w:adjustRightInd w:val="0"/>
+              <w:jc w:val="both"/>
               <w:rPr>
                 <w:rFonts w:ascii="微软雅黑" w:hAnsi="微软雅黑" w:eastAsia="微软雅黑" w:cs="Arial"/>
                 <w:b/>
@@ -2574,6 +2585,7 @@
           <w:p>
             <w:pPr>
               <w:adjustRightInd w:val="0"/>
+              <w:jc w:val="both"/>
               <w:rPr>
                 <w:rFonts w:ascii="微软雅黑" w:hAnsi="微软雅黑" w:eastAsia="微软雅黑" w:cs="Arial"/>
                 <w:b/>
@@ -2793,6 +2805,7 @@
             <w:insideH w:val="single" w:color="365F91" w:sz="12" w:space="0"/>
             <w:insideV w:val="single" w:color="365F91" w:sz="12" w:space="0"/>
           </w:tblBorders>
+          <w:shd w:val="clear" w:color="auto" w:fill="07277E"/>
           <w:tblCellMar>
             <w:top w:w="0" w:type="dxa"/>
             <w:left w:w="108" w:type="dxa"/>
@@ -3038,6 +3051,7 @@
             <w:pPr>
               <w:wordWrap w:val="0"/>
               <w:spacing w:line="276" w:lineRule="auto"/>
+              <w:jc w:val="both"/>
               <w:rPr>
                 <w:rFonts w:ascii="Times New Roman" w:hAnsi="Times New Roman" w:eastAsia="微软雅黑" w:cs="微软雅黑"/>
                 <w:color w:val="000000"/>
@@ -3105,6 +3119,7 @@
           <w:p>
             <w:pPr>
               <w:spacing w:line="276" w:lineRule="auto"/>
+              <w:jc w:val="both"/>
               <w:rPr>
                 <w:rFonts w:ascii="Times New Roman" w:hAnsi="Times New Roman" w:eastAsia="微软雅黑" w:cs="微软雅黑"/>
                 <w:color w:val="000000"/>
@@ -3150,6 +3165,7 @@
           <w:p>
             <w:pPr>
               <w:spacing w:line="276" w:lineRule="auto"/>
+              <w:jc w:val="both"/>
               <w:rPr>
                 <w:rFonts w:ascii="Times New Roman" w:hAnsi="Times New Roman" w:eastAsia="微软雅黑" w:cs="微软雅黑"/>
                 <w:color w:val="000000"/>
@@ -3236,6 +3252,7 @@
             <w:pPr>
               <w:wordWrap w:val="0"/>
               <w:spacing w:line="276" w:lineRule="auto"/>
+              <w:jc w:val="both"/>
               <w:rPr>
                 <w:rFonts w:ascii="Times New Roman" w:hAnsi="Times New Roman" w:eastAsia="微软雅黑" w:cs="微软雅黑"/>
                 <w:color w:val="000000"/>
@@ -3294,6 +3311,7 @@
           <w:p>
             <w:pPr>
               <w:spacing w:line="276" w:lineRule="auto"/>
+              <w:jc w:val="both"/>
               <w:rPr>
                 <w:rFonts w:ascii="Times New Roman" w:hAnsi="Times New Roman" w:eastAsia="微软雅黑" w:cs="微软雅黑"/>
                 <w:color w:val="000000"/>
@@ -3641,8 +3659,6 @@
           <w:szCs w:val="24"/>
         </w:rPr>
       </w:pPr>
-      <w:bookmarkStart w:id="1" w:name="_GoBack"/>
-      <w:bookmarkEnd w:id="1"/>
       <w:r>
         <w:rPr>
           <w:rFonts w:hint="eastAsia" w:eastAsia="微软雅黑"/>
@@ -4560,136 +4576,6 @@
       </w:pPr>
       <w:r>
         <w:rPr>
-          <w:sz w:val="22"/>
-        </w:rPr>
-        <mc:AlternateContent>
-          <mc:Choice Requires="wpg">
-            <w:drawing>
-              <wp:anchor distT="0" distB="0" distL="114300" distR="114300" simplePos="0" relativeHeight="251669504" behindDoc="0" locked="0" layoutInCell="1" allowOverlap="1">
-                <wp:simplePos x="0" y="0"/>
-                <wp:positionH relativeFrom="column">
-                  <wp:posOffset>2552065</wp:posOffset>
-                </wp:positionH>
-                <wp:positionV relativeFrom="paragraph">
-                  <wp:posOffset>193040</wp:posOffset>
-                </wp:positionV>
-                <wp:extent cx="1443355" cy="1443355"/>
-                <wp:effectExtent l="0" t="0" r="4445" b="4445"/>
-                <wp:wrapNone/>
-                <wp:docPr id="59" name="组合 59"/>
-                <wp:cNvGraphicFramePr/>
-                <a:graphic xmlns:a="http://schemas.openxmlformats.org/drawingml/2006/main">
-                  <a:graphicData uri="http://schemas.microsoft.com/office/word/2010/wordprocessingGroup">
-                    <wpg:wgp>
-                      <wpg:cNvGrpSpPr/>
-                      <wpg:grpSpPr>
-                        <a:xfrm>
-                          <a:off x="0" y="0"/>
-                          <a:ext cx="1443355" cy="1443355"/>
-                          <a:chOff x="21754" y="18842"/>
-                          <a:chExt cx="2273" cy="2273"/>
-                        </a:xfrm>
-                      </wpg:grpSpPr>
-                      <pic:pic xmlns:pic="http://schemas.openxmlformats.org/drawingml/2006/picture">
-                        <pic:nvPicPr>
-                          <pic:cNvPr id="37" name="图片 25"/>
-                          <pic:cNvPicPr>
-                            <a:picLocks noChangeAspect="1" noChangeArrowheads="1"/>
-                          </pic:cNvPicPr>
-                        </pic:nvPicPr>
-                        <pic:blipFill>
-                          <a:blip r:embed="rId12">
-                            <a:extLst>
-                              <a:ext uri="{28A0092B-C50C-407E-A947-70E740481C1C}">
-                                <a14:useLocalDpi xmlns:a14="http://schemas.microsoft.com/office/drawing/2010/main" val="0"/>
-                              </a:ext>
-                            </a:extLst>
-                          </a:blip>
-                          <a:srcRect/>
-                          <a:stretch>
-                            <a:fillRect/>
-                          </a:stretch>
-                        </pic:blipFill>
-                        <pic:spPr>
-                          <a:xfrm>
-                            <a:off x="21754" y="18842"/>
-                            <a:ext cx="2273" cy="2273"/>
-                          </a:xfrm>
-                          <a:prstGeom prst="rect">
-                            <a:avLst/>
-                          </a:prstGeom>
-                          <a:noFill/>
-                          <a:ln>
-                            <a:noFill/>
-                          </a:ln>
-                        </pic:spPr>
-                      </pic:pic>
-                      <pic:pic xmlns:pic="http://schemas.openxmlformats.org/drawingml/2006/picture">
-                        <pic:nvPicPr>
-                          <pic:cNvPr id="38" name="图片 4" descr="王建丽"/>
-                          <pic:cNvPicPr>
-                            <a:picLocks noChangeAspect="1"/>
-                          </pic:cNvPicPr>
-                        </pic:nvPicPr>
-                        <pic:blipFill>
-                          <a:blip r:embed="rId13">
-                            <a:clrChange>
-                              <a:clrFrom>
-                                <a:srgbClr val="FFFFFF">
-                                  <a:alpha val="100000"/>
-                                </a:srgbClr>
-                              </a:clrFrom>
-                              <a:clrTo>
-                                <a:srgbClr val="FFFFFF">
-                                  <a:alpha val="100000"/>
-                                  <a:alpha val="0"/>
-                                </a:srgbClr>
-                              </a:clrTo>
-                            </a:clrChange>
-                          </a:blip>
-                          <a:stretch>
-                            <a:fillRect/>
-                          </a:stretch>
-                        </pic:blipFill>
-                        <pic:spPr>
-                          <a:xfrm>
-                            <a:off x="22261" y="19395"/>
-                            <a:ext cx="1258" cy="713"/>
-                          </a:xfrm>
-                          <a:prstGeom prst="rect">
-                            <a:avLst/>
-                          </a:prstGeom>
-                        </pic:spPr>
-                      </pic:pic>
-                    </wpg:wgp>
-                  </a:graphicData>
-                </a:graphic>
-              </wp:anchor>
-            </w:drawing>
-          </mc:Choice>
-          <mc:Fallback>
-            <w:pict>
-              <v:group id="_x0000_s1026" o:spid="_x0000_s1026" o:spt="203" style="position:absolute;left:0pt;margin-left:200.95pt;margin-top:15.2pt;height:113.65pt;width:113.65pt;z-index:251669504;mso-width-relative:page;mso-height-relative:page;" coordorigin="21754,18842" coordsize="2273,2273" o:gfxdata="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">
-                <o:lock v:ext="edit" aspectratio="f"/>
-                <v:shape id="图片 25" o:spid="_x0000_s1026" o:spt="75" type="#_x0000_t75" style="position:absolute;left:21754;top:18842;height:2273;width:2273;" filled="f" o:preferrelative="t" stroked="f" coordsize="21600,21600" o:gfxdata="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">
-                  <v:fill on="f" focussize="0,0"/>
-                  <v:stroke on="f"/>
-                  <v:imagedata r:id="rId12" o:title=""/>
-                  <o:lock v:ext="edit" aspectratio="t"/>
-                </v:shape>
-                <v:shape id="图片 4" o:spid="_x0000_s1026" o:spt="75" alt="王建丽" type="#_x0000_t75" style="position:absolute;left:22261;top:19395;height:713;width:1258;" filled="f" o:preferrelative="t" stroked="f" coordsize="21600,21600" o:gfxdata="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">
-                  <v:fill on="f" focussize="0,0"/>
-                  <v:stroke on="f"/>
-                  <v:imagedata r:id="rId13" chromakey="#FFFFFF" o:title=""/>
-                  <o:lock v:ext="edit" aspectratio="t"/>
-                </v:shape>
-              </v:group>
-            </w:pict>
-          </mc:Fallback>
-        </mc:AlternateContent>
-      </w:r>
-      <w:r>
-        <w:rPr>
           <w:rFonts w:hint="default" w:ascii="Times New Roman" w:hAnsi="Times New Roman" w:eastAsia="微软雅黑" w:cs="Times New Roman"/>
           <w:b/>
           <w:bCs/>
@@ -4766,7 +4652,7 @@
           </w:tblCellMar>
         </w:tblPrEx>
         <w:trPr>
-          <w:trHeight w:val="441" w:hRule="exact"/>
+          <w:trHeight w:val="680" w:hRule="exact"/>
         </w:trPr>
         <w:tc>
           <w:tcPr>
@@ -4927,6 +4813,78 @@
                 <w:szCs w:val="24"/>
               </w:rPr>
             </w:pPr>
+            <w:r>
+              <w:rPr>
+                <w:rFonts w:hint="eastAsia" w:ascii="Times New Roman" w:hAnsi="Times New Roman" w:cs="Times New Roman"/>
+                <w:b/>
+                <w:sz w:val="24"/>
+                <w:szCs w:val="24"/>
+              </w:rPr>
+              <w:t>{{"ty_tianjin2"|sign(59,34)}}</w:t>
+            </w:r>
+            <w:bookmarkStart w:id="1" w:name="_GoBack"/>
+            <w:r>
+              <w:rPr>
+                <w:sz w:val="22"/>
+              </w:rPr>
+              <w:drawing>
+                <wp:anchor distT="0" distB="0" distL="114300" distR="114300" simplePos="0" relativeHeight="251672576" behindDoc="0" locked="0" layoutInCell="1" allowOverlap="1">
+                  <wp:simplePos x="0" y="0"/>
+                  <wp:positionH relativeFrom="column">
+                    <wp:posOffset>-177165</wp:posOffset>
+                  </wp:positionH>
+                  <wp:positionV relativeFrom="paragraph">
+                    <wp:posOffset>-414020</wp:posOffset>
+                  </wp:positionV>
+                  <wp:extent cx="1443355" cy="1443355"/>
+                  <wp:effectExtent l="0" t="0" r="4445" b="4445"/>
+                  <wp:wrapNone/>
+                  <wp:docPr id="37" name="图片 25"/>
+                  <wp:cNvGraphicFramePr>
+                    <a:graphicFrameLocks xmlns:a="http://schemas.openxmlformats.org/drawingml/2006/main" noChangeAspect="1"/>
+                  </wp:cNvGraphicFramePr>
+                  <a:graphic xmlns:a="http://schemas.openxmlformats.org/drawingml/2006/main">
+                    <a:graphicData uri="http://schemas.openxmlformats.org/drawingml/2006/picture">
+                      <pic:pic xmlns:pic="http://schemas.openxmlformats.org/drawingml/2006/picture">
+                        <pic:nvPicPr>
+                          <pic:cNvPr id="37" name="图片 25"/>
+                          <pic:cNvPicPr>
+                            <a:picLocks noChangeAspect="1" noChangeArrowheads="1"/>
+                          </pic:cNvPicPr>
+                        </pic:nvPicPr>
+                        <pic:blipFill>
+                          <a:blip r:embed="rId12">
+                            <a:extLst>
+                              <a:ext uri="{28A0092B-C50C-407E-A947-70E740481C1C}">
+                                <a14:useLocalDpi xmlns:a14="http://schemas.microsoft.com/office/drawing/2010/main" val="0"/>
+                              </a:ext>
+                            </a:extLst>
+                          </a:blip>
+                          <a:srcRect/>
+                          <a:stretch>
+                            <a:fillRect/>
+                          </a:stretch>
+                        </pic:blipFill>
+                        <pic:spPr>
+                          <a:xfrm>
+                            <a:off x="0" y="0"/>
+                            <a:ext cx="1443355" cy="1443355"/>
+                          </a:xfrm>
+                          <a:prstGeom prst="rect">
+                            <a:avLst/>
+                          </a:prstGeom>
+                          <a:noFill/>
+                          <a:ln>
+                            <a:noFill/>
+                          </a:ln>
+                        </pic:spPr>
+                      </pic:pic>
+                    </a:graphicData>
+                  </a:graphic>
+                </wp:anchor>
+              </w:drawing>
+            </w:r>
+            <w:bookmarkEnd w:id="1"/>
           </w:p>
         </w:tc>
       </w:tr>
@@ -5178,7 +5136,7 @@
                     </pic:cNvPicPr>
                   </pic:nvPicPr>
                   <pic:blipFill>
-                    <a:blip r:embed="rId14"/>
+                    <a:blip r:embed="rId13"/>
                     <a:stretch>
                       <a:fillRect/>
                     </a:stretch>
@@ -5235,7 +5193,7 @@
                     </pic:cNvPicPr>
                   </pic:nvPicPr>
                   <pic:blipFill>
-                    <a:blip r:embed="rId15"/>
+                    <a:blip r:embed="rId14"/>
                     <a:stretch>
                       <a:fillRect/>
                     </a:stretch>
@@ -6265,7 +6223,7 @@
                     </pic:cNvPicPr>
                   </pic:nvPicPr>
                   <pic:blipFill>
-                    <a:blip r:embed="rId16"/>
+                    <a:blip r:embed="rId15"/>
                     <a:stretch>
                       <a:fillRect/>
                     </a:stretch>
